--- a/Отчет проектно-технологическая 2 маги.docx
+++ b/Отчет проектно-технологическая 2 маги.docx
@@ -163,7 +163,7 @@
               </wp:anchor>
             </w:drawing>
           </mc:Choice>
-          <mc:Fallback xmlns:cr="http://schemas.microsoft.com/office/comments/2020/reactions" xmlns="http://schemas.microsoft.com/office/tasks/2019/documenttasks" xmlns:dgm="http://schemas.openxmlformats.org/drawingml/2006/diagram" xmlns:lc="http://schemas.openxmlformats.org/drawingml/2006/lockedCanvas" xmlns:c="http://schemas.openxmlformats.org/drawingml/2006/chart" xmlns:pic="http://schemas.openxmlformats.org/drawingml/2006/picture" xmlns:a="http://schemas.openxmlformats.org/drawingml/2006/main" xmlns:sl="http://schemas.openxmlformats.org/schemaLibrary/2006/main">
+          <mc:Fallback xmlns:sl="http://schemas.openxmlformats.org/schemaLibrary/2006/main" xmlns:a="http://schemas.openxmlformats.org/drawingml/2006/main" xmlns:pic="http://schemas.openxmlformats.org/drawingml/2006/picture" xmlns:c="http://schemas.openxmlformats.org/drawingml/2006/chart" xmlns:lc="http://schemas.openxmlformats.org/drawingml/2006/lockedCanvas" xmlns:dgm="http://schemas.openxmlformats.org/drawingml/2006/diagram" xmlns="http://schemas.microsoft.com/office/tasks/2019/documenttasks" xmlns:cr="http://schemas.microsoft.com/office/comments/2020/reactions">
             <w:drawing>
               <wp:anchor allowOverlap="1" behindDoc="0" distB="4294967295" distT="4294967295" distL="114300" distR="114300" hidden="0" layoutInCell="1" locked="0" relativeHeight="0" simplePos="0">
                 <wp:simplePos x="0" y="0"/>
@@ -409,43 +409,88 @@
           <w:sz w:val="26"/>
           <w:szCs w:val="26"/>
         </w:rPr>
-        <w:t xml:space="preserve">Зав. кафедрой </w:t>
-      </w:r>
-      <w:proofErr w:type="spellStart"/>
-      <w:r>
+        <w:t>Зав. кафедрой ИТиЭО д.п.н., проф.</w:t>
+      </w:r>
+    </w:p>
+    <w:p>
+      <w:pPr>
+        <w:spacing w:after="0"/>
+        <w:jc w:val="right"/>
         <w:rPr>
           <w:rFonts w:ascii="Times New Roman" w:eastAsia="Times New Roman" w:hAnsi="Times New Roman" w:cs="Times New Roman"/>
           <w:sz w:val="26"/>
           <w:szCs w:val="26"/>
         </w:rPr>
-        <w:t>ИТиЭО</w:t>
-      </w:r>
-      <w:proofErr w:type="spellEnd"/>
-      <w:r>
+      </w:pPr>
+    </w:p>
+    <w:p>
+      <w:pPr>
+        <w:spacing w:after="0"/>
+        <w:jc w:val="right"/>
         <w:rPr>
           <w:rFonts w:ascii="Times New Roman" w:eastAsia="Times New Roman" w:hAnsi="Times New Roman" w:cs="Times New Roman"/>
           <w:sz w:val="26"/>
           <w:szCs w:val="26"/>
         </w:rPr>
-        <w:t xml:space="preserve"> </w:t>
-      </w:r>
-      <w:proofErr w:type="spellStart"/>
+      </w:pPr>
       <w:r>
         <w:rPr>
           <w:rFonts w:ascii="Times New Roman" w:eastAsia="Times New Roman" w:hAnsi="Times New Roman" w:cs="Times New Roman"/>
           <w:sz w:val="26"/>
           <w:szCs w:val="26"/>
         </w:rPr>
-        <w:t>д.п.н</w:t>
-      </w:r>
-      <w:proofErr w:type="spellEnd"/>
-      <w:r>
+        <w:t>____________________</w:t>
+      </w:r>
+    </w:p>
+    <w:p>
+      <w:pPr>
+        <w:spacing w:after="0"/>
+        <w:jc w:val="right"/>
+        <w:rPr>
+          <w:rFonts w:ascii="Times New Roman" w:eastAsia="Times New Roman" w:hAnsi="Times New Roman" w:cs="Times New Roman"/>
+        </w:rPr>
+      </w:pPr>
+      <w:r>
+        <w:rPr>
+          <w:rFonts w:ascii="Times New Roman" w:eastAsia="Times New Roman" w:hAnsi="Times New Roman" w:cs="Times New Roman"/>
+        </w:rPr>
+        <w:t>(Власова Е.З.)</w:t>
+      </w:r>
+    </w:p>
+    <w:p>
+      <w:pPr>
+        <w:spacing w:after="0"/>
+        <w:jc w:val="right"/>
+        <w:rPr>
+          <w:rFonts w:ascii="Times New Roman" w:eastAsia="Times New Roman" w:hAnsi="Times New Roman" w:cs="Times New Roman"/>
+        </w:rPr>
+      </w:pPr>
+    </w:p>
+    <w:p>
+      <w:pPr>
+        <w:spacing w:after="0"/>
+        <w:jc w:val="right"/>
         <w:rPr>
           <w:rFonts w:ascii="Times New Roman" w:eastAsia="Times New Roman" w:hAnsi="Times New Roman" w:cs="Times New Roman"/>
           <w:sz w:val="26"/>
           <w:szCs w:val="26"/>
         </w:rPr>
-        <w:t>., проф.</w:t>
+      </w:pPr>
+      <w:r>
+        <w:rPr>
+          <w:rFonts w:ascii="Times New Roman" w:eastAsia="Times New Roman" w:hAnsi="Times New Roman" w:cs="Times New Roman"/>
+          <w:sz w:val="26"/>
+          <w:szCs w:val="26"/>
+        </w:rPr>
+        <w:t xml:space="preserve">Руководитель </w:t>
+      </w:r>
+      <w:r>
+        <w:rPr>
+          <w:rFonts w:ascii="Times New Roman" w:eastAsia="Times New Roman" w:hAnsi="Times New Roman" w:cs="Times New Roman"/>
+          <w:sz w:val="26"/>
+          <w:szCs w:val="26"/>
+        </w:rPr>
+        <w:t>профессор кафедры ИТиЭО</w:t>
       </w:r>
     </w:p>
     <w:p>
@@ -490,96 +535,19 @@
         <w:rPr>
           <w:rFonts w:ascii="Times New Roman" w:eastAsia="Times New Roman" w:hAnsi="Times New Roman" w:cs="Times New Roman"/>
         </w:rPr>
-        <w:t>(Власова Е.З.)</w:t>
-      </w:r>
-    </w:p>
-    <w:p>
-      <w:pPr>
-        <w:spacing w:after="0"/>
-        <w:jc w:val="right"/>
-        <w:rPr>
-          <w:rFonts w:ascii="Times New Roman" w:eastAsia="Times New Roman" w:hAnsi="Times New Roman" w:cs="Times New Roman"/>
-        </w:rPr>
-      </w:pPr>
-    </w:p>
-    <w:p>
-      <w:pPr>
-        <w:spacing w:after="0"/>
-        <w:jc w:val="right"/>
-        <w:rPr>
-          <w:rFonts w:ascii="Times New Roman" w:eastAsia="Times New Roman" w:hAnsi="Times New Roman" w:cs="Times New Roman"/>
-          <w:sz w:val="26"/>
-          <w:szCs w:val="26"/>
-        </w:rPr>
-      </w:pPr>
-      <w:r>
-        <w:rPr>
-          <w:rFonts w:ascii="Times New Roman" w:eastAsia="Times New Roman" w:hAnsi="Times New Roman" w:cs="Times New Roman"/>
-          <w:sz w:val="26"/>
-          <w:szCs w:val="26"/>
-        </w:rPr>
-        <w:t xml:space="preserve">Руководитель кафедры </w:t>
-      </w:r>
-      <w:proofErr w:type="spellStart"/>
-      <w:r>
-        <w:rPr>
-          <w:rFonts w:ascii="Times New Roman" w:eastAsia="Times New Roman" w:hAnsi="Times New Roman" w:cs="Times New Roman"/>
-          <w:sz w:val="26"/>
-          <w:szCs w:val="26"/>
-        </w:rPr>
-        <w:t>ИТиЭО</w:t>
-      </w:r>
-      <w:proofErr w:type="spellEnd"/>
-    </w:p>
-    <w:p>
-      <w:pPr>
-        <w:spacing w:after="0"/>
-        <w:jc w:val="right"/>
-        <w:rPr>
-          <w:rFonts w:ascii="Times New Roman" w:eastAsia="Times New Roman" w:hAnsi="Times New Roman" w:cs="Times New Roman"/>
-          <w:sz w:val="26"/>
-          <w:szCs w:val="26"/>
-        </w:rPr>
-      </w:pPr>
-    </w:p>
-    <w:p>
-      <w:pPr>
-        <w:spacing w:after="0"/>
-        <w:jc w:val="right"/>
-        <w:rPr>
-          <w:rFonts w:ascii="Times New Roman" w:eastAsia="Times New Roman" w:hAnsi="Times New Roman" w:cs="Times New Roman"/>
-          <w:sz w:val="26"/>
-          <w:szCs w:val="26"/>
-        </w:rPr>
-      </w:pPr>
-      <w:r>
-        <w:rPr>
-          <w:rFonts w:ascii="Times New Roman" w:eastAsia="Times New Roman" w:hAnsi="Times New Roman" w:cs="Times New Roman"/>
-          <w:sz w:val="26"/>
-          <w:szCs w:val="26"/>
-        </w:rPr>
-        <w:t>____________________</w:t>
-      </w:r>
-    </w:p>
-    <w:p>
-      <w:pPr>
-        <w:spacing w:after="0"/>
-        <w:jc w:val="right"/>
-        <w:rPr>
-          <w:rFonts w:ascii="Times New Roman" w:eastAsia="Times New Roman" w:hAnsi="Times New Roman" w:cs="Times New Roman"/>
-        </w:rPr>
-      </w:pPr>
-      <w:r>
-        <w:rPr>
-          <w:rFonts w:ascii="Times New Roman" w:eastAsia="Times New Roman" w:hAnsi="Times New Roman" w:cs="Times New Roman"/>
-        </w:rPr>
         <w:t>(</w:t>
       </w:r>
       <w:r>
         <w:rPr>
           <w:rFonts w:ascii="Times New Roman" w:eastAsia="Times New Roman" w:hAnsi="Times New Roman" w:cs="Times New Roman"/>
         </w:rPr>
-        <w:t>Государев И.Б.</w:t>
+        <w:t>Абрамян Г. В</w:t>
+      </w:r>
+      <w:r>
+        <w:rPr>
+          <w:rFonts w:ascii="Times New Roman" w:eastAsia="Times New Roman" w:hAnsi="Times New Roman" w:cs="Times New Roman"/>
+        </w:rPr>
+        <w:t>.</w:t>
       </w:r>
       <w:r>
         <w:rPr>
@@ -3066,29 +3034,7 @@
           <w:sz w:val="24"/>
           <w:szCs w:val="24"/>
         </w:rPr>
-        <w:t xml:space="preserve">в </w:t>
-      </w:r>
-      <w:proofErr w:type="spellStart"/>
-      <w:r>
-        <w:rPr>
-          <w:rFonts w:ascii="Times New Roman" w:eastAsia="Times New Roman" w:hAnsi="Times New Roman" w:cs="Times New Roman"/>
-          <w:b/>
-          <w:i/>
-          <w:sz w:val="24"/>
-          <w:szCs w:val="24"/>
-        </w:rPr>
-        <w:t>в</w:t>
-      </w:r>
-      <w:proofErr w:type="spellEnd"/>
-      <w:r>
-        <w:rPr>
-          <w:rFonts w:ascii="Times New Roman" w:eastAsia="Times New Roman" w:hAnsi="Times New Roman" w:cs="Times New Roman"/>
-          <w:b/>
-          <w:i/>
-          <w:sz w:val="24"/>
-          <w:szCs w:val="24"/>
-        </w:rPr>
-        <w:t xml:space="preserve"> рамках</w:t>
+        <w:t>в в рамках</w:t>
       </w:r>
       <w:proofErr w:type="gramEnd"/>
       <w:r>
@@ -3894,7 +3840,6 @@
   <w:style w:type="character" w:default="1" w:styleId="a0">
     <w:name w:val="Default Paragraph Font"/>
     <w:uiPriority w:val="1"/>
-    <w:semiHidden/>
     <w:unhideWhenUsed/>
   </w:style>
   <w:style w:type="table" w:default="1" w:styleId="a1">

--- a/Отчет проектно-технологическая 2 маги.docx
+++ b/Отчет проектно-технологическая 2 маги.docx
@@ -163,7 +163,7 @@
               </wp:anchor>
             </w:drawing>
           </mc:Choice>
-          <mc:Fallback xmlns:sl="http://schemas.openxmlformats.org/schemaLibrary/2006/main" xmlns:a="http://schemas.openxmlformats.org/drawingml/2006/main" xmlns:pic="http://schemas.openxmlformats.org/drawingml/2006/picture" xmlns:c="http://schemas.openxmlformats.org/drawingml/2006/chart" xmlns:lc="http://schemas.openxmlformats.org/drawingml/2006/lockedCanvas" xmlns:dgm="http://schemas.openxmlformats.org/drawingml/2006/diagram" xmlns="http://schemas.microsoft.com/office/tasks/2019/documenttasks" xmlns:cr="http://schemas.microsoft.com/office/comments/2020/reactions">
+          <mc:Fallback xmlns:cr="http://schemas.microsoft.com/office/comments/2020/reactions" xmlns="http://schemas.microsoft.com/office/tasks/2019/documenttasks" xmlns:dgm="http://schemas.openxmlformats.org/drawingml/2006/diagram" xmlns:lc="http://schemas.openxmlformats.org/drawingml/2006/lockedCanvas" xmlns:c="http://schemas.openxmlformats.org/drawingml/2006/chart" xmlns:pic="http://schemas.openxmlformats.org/drawingml/2006/picture" xmlns:a="http://schemas.openxmlformats.org/drawingml/2006/main" xmlns:sl="http://schemas.openxmlformats.org/schemaLibrary/2006/main">
             <w:drawing>
               <wp:anchor allowOverlap="1" behindDoc="0" distB="4294967295" distT="4294967295" distL="114300" distR="114300" hidden="0" layoutInCell="1" locked="0" relativeHeight="0" simplePos="0">
                 <wp:simplePos x="0" y="0"/>
@@ -333,30 +333,30 @@
           <w:szCs w:val="26"/>
         </w:rPr>
         <w:br/>
-        <w:t xml:space="preserve">по направлению “44.04.01 – Педагогическое </w:t>
-      </w:r>
-      <w:proofErr w:type="gramStart"/>
-      <w:r>
+        <w:t xml:space="preserve">по направлению “44.04.01 – Педагогическое образование ” </w:t>
+      </w:r>
+    </w:p>
+    <w:p>
+      <w:pPr>
+        <w:spacing w:after="0"/>
+        <w:jc w:val="center"/>
         <w:rPr>
           <w:rFonts w:ascii="Times New Roman" w:eastAsia="Times New Roman" w:hAnsi="Times New Roman" w:cs="Times New Roman"/>
           <w:sz w:val="26"/>
           <w:szCs w:val="26"/>
         </w:rPr>
-        <w:t>образование ”</w:t>
-      </w:r>
-      <w:proofErr w:type="gramEnd"/>
+      </w:pPr>
       <w:r>
         <w:rPr>
           <w:rFonts w:ascii="Times New Roman" w:eastAsia="Times New Roman" w:hAnsi="Times New Roman" w:cs="Times New Roman"/>
           <w:sz w:val="26"/>
           <w:szCs w:val="26"/>
         </w:rPr>
-        <w:t xml:space="preserve"> </w:t>
-      </w:r>
-    </w:p>
-    <w:p>
-      <w:pPr>
-        <w:spacing w:after="0"/>
+        <w:t>(направление (профиль): “Корпоративное электронное обучение”)</w:t>
+      </w:r>
+    </w:p>
+    <w:p>
+      <w:pPr>
         <w:jc w:val="center"/>
         <w:rPr>
           <w:rFonts w:ascii="Times New Roman" w:eastAsia="Times New Roman" w:hAnsi="Times New Roman" w:cs="Times New Roman"/>
@@ -364,34 +364,71 @@
           <w:szCs w:val="26"/>
         </w:rPr>
       </w:pPr>
-      <w:r>
+    </w:p>
+    <w:p>
+      <w:pPr>
+        <w:jc w:val="center"/>
         <w:rPr>
           <w:rFonts w:ascii="Times New Roman" w:eastAsia="Times New Roman" w:hAnsi="Times New Roman" w:cs="Times New Roman"/>
           <w:sz w:val="26"/>
           <w:szCs w:val="26"/>
         </w:rPr>
-        <w:t>(направление (профиль): “Корпоративное электронное обучение”)</w:t>
-      </w:r>
-    </w:p>
-    <w:p>
-      <w:pPr>
-        <w:jc w:val="center"/>
+      </w:pPr>
+    </w:p>
+    <w:p>
+      <w:pPr>
+        <w:spacing w:after="0"/>
+        <w:jc w:val="right"/>
         <w:rPr>
           <w:rFonts w:ascii="Times New Roman" w:eastAsia="Times New Roman" w:hAnsi="Times New Roman" w:cs="Times New Roman"/>
           <w:sz w:val="26"/>
           <w:szCs w:val="26"/>
         </w:rPr>
       </w:pPr>
-    </w:p>
-    <w:p>
-      <w:pPr>
-        <w:jc w:val="center"/>
+      <w:r>
         <w:rPr>
           <w:rFonts w:ascii="Times New Roman" w:eastAsia="Times New Roman" w:hAnsi="Times New Roman" w:cs="Times New Roman"/>
           <w:sz w:val="26"/>
           <w:szCs w:val="26"/>
         </w:rPr>
-      </w:pPr>
+        <w:t xml:space="preserve">Зав. кафедрой </w:t>
+      </w:r>
+      <w:proofErr w:type="spellStart"/>
+      <w:r>
+        <w:rPr>
+          <w:rFonts w:ascii="Times New Roman" w:eastAsia="Times New Roman" w:hAnsi="Times New Roman" w:cs="Times New Roman"/>
+          <w:sz w:val="26"/>
+          <w:szCs w:val="26"/>
+        </w:rPr>
+        <w:t>ИТиЭО</w:t>
+      </w:r>
+      <w:proofErr w:type="spellEnd"/>
+      <w:r>
+        <w:rPr>
+          <w:rFonts w:ascii="Times New Roman" w:eastAsia="Times New Roman" w:hAnsi="Times New Roman" w:cs="Times New Roman"/>
+          <w:sz w:val="26"/>
+          <w:szCs w:val="26"/>
+        </w:rPr>
+        <w:t xml:space="preserve"> </w:t>
+      </w:r>
+      <w:proofErr w:type="spellStart"/>
+      <w:r>
+        <w:rPr>
+          <w:rFonts w:ascii="Times New Roman" w:eastAsia="Times New Roman" w:hAnsi="Times New Roman" w:cs="Times New Roman"/>
+          <w:sz w:val="26"/>
+          <w:szCs w:val="26"/>
+        </w:rPr>
+        <w:t>д.п.н</w:t>
+      </w:r>
+      <w:proofErr w:type="spellEnd"/>
+      <w:r>
+        <w:rPr>
+          <w:rFonts w:ascii="Times New Roman" w:eastAsia="Times New Roman" w:hAnsi="Times New Roman" w:cs="Times New Roman"/>
+          <w:sz w:val="26"/>
+          <w:szCs w:val="26"/>
+        </w:rPr>
+        <w:t>., проф.</w:t>
+      </w:r>
     </w:p>
     <w:p>
       <w:pPr>
@@ -403,13 +440,24 @@
           <w:szCs w:val="26"/>
         </w:rPr>
       </w:pPr>
-      <w:r>
+    </w:p>
+    <w:p>
+      <w:pPr>
+        <w:spacing w:after="0"/>
+        <w:jc w:val="right"/>
         <w:rPr>
           <w:rFonts w:ascii="Times New Roman" w:eastAsia="Times New Roman" w:hAnsi="Times New Roman" w:cs="Times New Roman"/>
           <w:sz w:val="26"/>
           <w:szCs w:val="26"/>
         </w:rPr>
-        <w:t>Зав. кафедрой ИТиЭО д.п.н., проф.</w:t>
+      </w:pPr>
+      <w:r>
+        <w:rPr>
+          <w:rFonts w:ascii="Times New Roman" w:eastAsia="Times New Roman" w:hAnsi="Times New Roman" w:cs="Times New Roman"/>
+          <w:sz w:val="26"/>
+          <w:szCs w:val="26"/>
+        </w:rPr>
+        <w:t>____________________</w:t>
       </w:r>
     </w:p>
     <w:p>
@@ -418,10 +466,68 @@
         <w:jc w:val="right"/>
         <w:rPr>
           <w:rFonts w:ascii="Times New Roman" w:eastAsia="Times New Roman" w:hAnsi="Times New Roman" w:cs="Times New Roman"/>
+        </w:rPr>
+      </w:pPr>
+      <w:r>
+        <w:rPr>
+          <w:rFonts w:ascii="Times New Roman" w:eastAsia="Times New Roman" w:hAnsi="Times New Roman" w:cs="Times New Roman"/>
+        </w:rPr>
+        <w:t>(Власова Е.З.)</w:t>
+      </w:r>
+    </w:p>
+    <w:p>
+      <w:pPr>
+        <w:spacing w:after="0"/>
+        <w:jc w:val="right"/>
+        <w:rPr>
+          <w:rFonts w:ascii="Times New Roman" w:eastAsia="Times New Roman" w:hAnsi="Times New Roman" w:cs="Times New Roman"/>
+        </w:rPr>
+      </w:pPr>
+    </w:p>
+    <w:p>
+      <w:pPr>
+        <w:spacing w:after="0"/>
+        <w:jc w:val="right"/>
+        <w:rPr>
+          <w:rFonts w:ascii="Times New Roman" w:eastAsia="Times New Roman" w:hAnsi="Times New Roman" w:cs="Times New Roman"/>
           <w:sz w:val="26"/>
           <w:szCs w:val="26"/>
         </w:rPr>
       </w:pPr>
+      <w:r>
+        <w:rPr>
+          <w:rFonts w:ascii="Times New Roman" w:eastAsia="Times New Roman" w:hAnsi="Times New Roman" w:cs="Times New Roman"/>
+          <w:sz w:val="26"/>
+          <w:szCs w:val="26"/>
+        </w:rPr>
+        <w:t xml:space="preserve">Руководитель </w:t>
+      </w:r>
+      <w:r>
+        <w:rPr>
+          <w:rFonts w:ascii="Times New Roman" w:eastAsia="Times New Roman" w:hAnsi="Times New Roman" w:cs="Times New Roman"/>
+          <w:sz w:val="26"/>
+          <w:szCs w:val="26"/>
+        </w:rPr>
+        <w:t xml:space="preserve">доцент </w:t>
+      </w:r>
+      <w:r>
+        <w:rPr>
+          <w:rFonts w:ascii="Times New Roman" w:eastAsia="Times New Roman" w:hAnsi="Times New Roman" w:cs="Times New Roman"/>
+          <w:sz w:val="26"/>
+          <w:szCs w:val="26"/>
+        </w:rPr>
+        <w:t xml:space="preserve">кафедры </w:t>
+      </w:r>
+      <w:proofErr w:type="spellStart"/>
+      <w:r>
+        <w:rPr>
+          <w:rFonts w:ascii="Times New Roman" w:eastAsia="Times New Roman" w:hAnsi="Times New Roman" w:cs="Times New Roman"/>
+          <w:sz w:val="26"/>
+          <w:szCs w:val="26"/>
+        </w:rPr>
+        <w:t>ИТиЭО</w:t>
+      </w:r>
+      <w:proofErr w:type="spellEnd"/>
     </w:p>
     <w:p>
       <w:pPr>
@@ -433,12 +539,23 @@
           <w:szCs w:val="26"/>
         </w:rPr>
       </w:pPr>
-      <w:r>
+    </w:p>
+    <w:p>
+      <w:pPr>
+        <w:spacing w:after="0"/>
+        <w:jc w:val="right"/>
         <w:rPr>
           <w:rFonts w:ascii="Times New Roman" w:eastAsia="Times New Roman" w:hAnsi="Times New Roman" w:cs="Times New Roman"/>
           <w:sz w:val="26"/>
           <w:szCs w:val="26"/>
         </w:rPr>
+      </w:pPr>
+      <w:r>
+        <w:rPr>
+          <w:rFonts w:ascii="Times New Roman" w:eastAsia="Times New Roman" w:hAnsi="Times New Roman" w:cs="Times New Roman"/>
+          <w:sz w:val="26"/>
+          <w:szCs w:val="26"/>
+        </w:rPr>
         <w:t>____________________</w:t>
       </w:r>
     </w:p>
@@ -454,94 +571,43 @@
         <w:rPr>
           <w:rFonts w:ascii="Times New Roman" w:eastAsia="Times New Roman" w:hAnsi="Times New Roman" w:cs="Times New Roman"/>
         </w:rPr>
-        <w:t>(Власова Е.З.)</w:t>
-      </w:r>
-    </w:p>
-    <w:p>
-      <w:pPr>
-        <w:spacing w:after="0"/>
-        <w:jc w:val="right"/>
-        <w:rPr>
-          <w:rFonts w:ascii="Times New Roman" w:eastAsia="Times New Roman" w:hAnsi="Times New Roman" w:cs="Times New Roman"/>
-        </w:rPr>
-      </w:pPr>
-    </w:p>
-    <w:p>
-      <w:pPr>
-        <w:spacing w:after="0"/>
-        <w:jc w:val="right"/>
-        <w:rPr>
-          <w:rFonts w:ascii="Times New Roman" w:eastAsia="Times New Roman" w:hAnsi="Times New Roman" w:cs="Times New Roman"/>
-          <w:sz w:val="26"/>
-          <w:szCs w:val="26"/>
-        </w:rPr>
-      </w:pPr>
-      <w:r>
-        <w:rPr>
-          <w:rFonts w:ascii="Times New Roman" w:eastAsia="Times New Roman" w:hAnsi="Times New Roman" w:cs="Times New Roman"/>
-          <w:sz w:val="26"/>
-          <w:szCs w:val="26"/>
-        </w:rPr>
-        <w:t xml:space="preserve">Руководитель </w:t>
-      </w:r>
-      <w:r>
-        <w:rPr>
-          <w:rFonts w:ascii="Times New Roman" w:eastAsia="Times New Roman" w:hAnsi="Times New Roman" w:cs="Times New Roman"/>
-          <w:sz w:val="26"/>
-          <w:szCs w:val="26"/>
-        </w:rPr>
-        <w:t>профессор кафедры ИТиЭО</w:t>
-      </w:r>
-    </w:p>
-    <w:p>
-      <w:pPr>
-        <w:spacing w:after="0"/>
-        <w:jc w:val="right"/>
-        <w:rPr>
-          <w:rFonts w:ascii="Times New Roman" w:eastAsia="Times New Roman" w:hAnsi="Times New Roman" w:cs="Times New Roman"/>
-          <w:sz w:val="26"/>
-          <w:szCs w:val="26"/>
-        </w:rPr>
-      </w:pPr>
-    </w:p>
-    <w:p>
-      <w:pPr>
-        <w:spacing w:after="0"/>
-        <w:jc w:val="right"/>
-        <w:rPr>
-          <w:rFonts w:ascii="Times New Roman" w:eastAsia="Times New Roman" w:hAnsi="Times New Roman" w:cs="Times New Roman"/>
-          <w:sz w:val="26"/>
-          <w:szCs w:val="26"/>
-        </w:rPr>
-      </w:pPr>
-      <w:r>
-        <w:rPr>
-          <w:rFonts w:ascii="Times New Roman" w:eastAsia="Times New Roman" w:hAnsi="Times New Roman" w:cs="Times New Roman"/>
-          <w:sz w:val="26"/>
-          <w:szCs w:val="26"/>
-        </w:rPr>
-        <w:t>____________________</w:t>
-      </w:r>
-    </w:p>
-    <w:p>
-      <w:pPr>
-        <w:spacing w:after="0"/>
-        <w:jc w:val="right"/>
-        <w:rPr>
-          <w:rFonts w:ascii="Times New Roman" w:eastAsia="Times New Roman" w:hAnsi="Times New Roman" w:cs="Times New Roman"/>
-        </w:rPr>
-      </w:pPr>
-      <w:r>
-        <w:rPr>
-          <w:rFonts w:ascii="Times New Roman" w:eastAsia="Times New Roman" w:hAnsi="Times New Roman" w:cs="Times New Roman"/>
-        </w:rPr>
         <w:t>(</w:t>
       </w:r>
       <w:r>
         <w:rPr>
           <w:rFonts w:ascii="Times New Roman" w:eastAsia="Times New Roman" w:hAnsi="Times New Roman" w:cs="Times New Roman"/>
         </w:rPr>
-        <w:t>Абрамян Г. В</w:t>
+        <w:t>А</w:t>
+      </w:r>
+      <w:r>
+        <w:rPr>
+          <w:rFonts w:ascii="Times New Roman" w:eastAsia="Times New Roman" w:hAnsi="Times New Roman" w:cs="Times New Roman"/>
+        </w:rPr>
+        <w:t>таян</w:t>
+      </w:r>
+      <w:r>
+        <w:rPr>
+          <w:rFonts w:ascii="Times New Roman" w:eastAsia="Times New Roman" w:hAnsi="Times New Roman" w:cs="Times New Roman"/>
+        </w:rPr>
+        <w:t xml:space="preserve"> </w:t>
+      </w:r>
+      <w:r>
+        <w:rPr>
+          <w:rFonts w:ascii="Times New Roman" w:eastAsia="Times New Roman" w:hAnsi="Times New Roman" w:cs="Times New Roman"/>
+        </w:rPr>
+        <w:t>А</w:t>
+      </w:r>
+      <w:r>
+        <w:rPr>
+          <w:rFonts w:ascii="Times New Roman" w:eastAsia="Times New Roman" w:hAnsi="Times New Roman" w:cs="Times New Roman"/>
+        </w:rPr>
+        <w:t xml:space="preserve">. </w:t>
+      </w:r>
+      <w:r>
+        <w:rPr>
+          <w:rFonts w:ascii="Times New Roman" w:eastAsia="Times New Roman" w:hAnsi="Times New Roman" w:cs="Times New Roman"/>
+        </w:rPr>
+        <w:t>М</w:t>
       </w:r>
       <w:r>
         <w:rPr>
@@ -1966,27 +2032,15 @@
         </w:rPr>
         <w:t xml:space="preserve"> </w:t>
       </w:r>
-      <w:proofErr w:type="gramStart"/>
-      <w:r>
-        <w:rPr>
-          <w:rFonts w:ascii="Times New Roman" w:eastAsia="Times New Roman" w:hAnsi="Times New Roman" w:cs="Times New Roman"/>
-          <w:b/>
-          <w:i/>
-          <w:sz w:val="24"/>
-          <w:szCs w:val="24"/>
-        </w:rPr>
-        <w:t>Проанализируйте  документ</w:t>
-      </w:r>
-      <w:proofErr w:type="gramEnd"/>
-      <w:r>
-        <w:rPr>
-          <w:rFonts w:ascii="Times New Roman" w:eastAsia="Times New Roman" w:hAnsi="Times New Roman" w:cs="Times New Roman"/>
-          <w:b/>
-          <w:i/>
-          <w:sz w:val="24"/>
-          <w:szCs w:val="24"/>
-        </w:rPr>
-        <w:t xml:space="preserve"> «Концепция долгосрочного социально-экономического развития Российской федерации на период до 2020 года».</w:t>
+      <w:r>
+        <w:rPr>
+          <w:rFonts w:ascii="Times New Roman" w:eastAsia="Times New Roman" w:hAnsi="Times New Roman" w:cs="Times New Roman"/>
+          <w:b/>
+          <w:i/>
+          <w:sz w:val="24"/>
+          <w:szCs w:val="24"/>
+        </w:rPr>
+        <w:t>Проанализируйте  документ «Концепция долгосрочного социально-экономического развития Российской федерации на период до 2020 года».</w:t>
       </w:r>
     </w:p>
     <w:p>
@@ -2705,51 +2759,7 @@
           <w:sz w:val="24"/>
           <w:szCs w:val="24"/>
         </w:rPr>
-        <w:t xml:space="preserve">Изучить правила цитирования </w:t>
-      </w:r>
-      <w:proofErr w:type="gramStart"/>
-      <w:r>
-        <w:rPr>
-          <w:rFonts w:ascii="Times New Roman" w:eastAsia="Times New Roman" w:hAnsi="Times New Roman" w:cs="Times New Roman"/>
-          <w:b/>
-          <w:i/>
-          <w:sz w:val="24"/>
-          <w:szCs w:val="24"/>
-        </w:rPr>
-        <w:t>первоисточников  в</w:t>
-      </w:r>
-      <w:proofErr w:type="gramEnd"/>
-      <w:r>
-        <w:rPr>
-          <w:rFonts w:ascii="Times New Roman" w:eastAsia="Times New Roman" w:hAnsi="Times New Roman" w:cs="Times New Roman"/>
-          <w:b/>
-          <w:i/>
-          <w:sz w:val="24"/>
-          <w:szCs w:val="24"/>
-        </w:rPr>
-        <w:t xml:space="preserve"> </w:t>
-      </w:r>
-      <w:proofErr w:type="gramStart"/>
-      <w:r>
-        <w:rPr>
-          <w:rFonts w:ascii="Times New Roman" w:eastAsia="Times New Roman" w:hAnsi="Times New Roman" w:cs="Times New Roman"/>
-          <w:b/>
-          <w:i/>
-          <w:sz w:val="24"/>
-          <w:szCs w:val="24"/>
-        </w:rPr>
-        <w:t>тексте  магистерской</w:t>
-      </w:r>
-      <w:proofErr w:type="gramEnd"/>
-      <w:r>
-        <w:rPr>
-          <w:rFonts w:ascii="Times New Roman" w:eastAsia="Times New Roman" w:hAnsi="Times New Roman" w:cs="Times New Roman"/>
-          <w:b/>
-          <w:i/>
-          <w:sz w:val="24"/>
-          <w:szCs w:val="24"/>
-        </w:rPr>
-        <w:t xml:space="preserve"> диссертации.</w:t>
+        <w:t>Изучить правила цитирования первоисточников  в тексте  магистерской диссертации.</w:t>
       </w:r>
     </w:p>
     <w:p>
@@ -3023,29 +3033,29 @@
           <w:sz w:val="24"/>
           <w:szCs w:val="24"/>
         </w:rPr>
-        <w:t xml:space="preserve">Ознакомьтесь с научными работами </w:t>
-      </w:r>
-      <w:proofErr w:type="gramStart"/>
-      <w:r>
-        <w:rPr>
-          <w:rFonts w:ascii="Times New Roman" w:eastAsia="Times New Roman" w:hAnsi="Times New Roman" w:cs="Times New Roman"/>
-          <w:b/>
-          <w:i/>
-          <w:sz w:val="24"/>
-          <w:szCs w:val="24"/>
-        </w:rPr>
-        <w:t>в в рамках</w:t>
-      </w:r>
-      <w:proofErr w:type="gramEnd"/>
-      <w:r>
-        <w:rPr>
-          <w:rFonts w:ascii="Times New Roman" w:eastAsia="Times New Roman" w:hAnsi="Times New Roman" w:cs="Times New Roman"/>
-          <w:b/>
-          <w:i/>
-          <w:sz w:val="24"/>
-          <w:szCs w:val="24"/>
-        </w:rPr>
-        <w:t xml:space="preserve"> научного направления (кафедры, университета), с которым соотносится тема исследования.</w:t>
+        <w:t xml:space="preserve">Ознакомьтесь с научными работами в </w:t>
+      </w:r>
+      <w:proofErr w:type="spellStart"/>
+      <w:r>
+        <w:rPr>
+          <w:rFonts w:ascii="Times New Roman" w:eastAsia="Times New Roman" w:hAnsi="Times New Roman" w:cs="Times New Roman"/>
+          <w:b/>
+          <w:i/>
+          <w:sz w:val="24"/>
+          <w:szCs w:val="24"/>
+        </w:rPr>
+        <w:t>в</w:t>
+      </w:r>
+      <w:proofErr w:type="spellEnd"/>
+      <w:r>
+        <w:rPr>
+          <w:rFonts w:ascii="Times New Roman" w:eastAsia="Times New Roman" w:hAnsi="Times New Roman" w:cs="Times New Roman"/>
+          <w:b/>
+          <w:i/>
+          <w:sz w:val="24"/>
+          <w:szCs w:val="24"/>
+        </w:rPr>
+        <w:t xml:space="preserve"> рамках научного направления (кафедры, университета), с которым соотносится тема исследования.</w:t>
       </w:r>
     </w:p>
     <w:p>
@@ -3840,6 +3850,7 @@
   <w:style w:type="character" w:default="1" w:styleId="a0">
     <w:name w:val="Default Paragraph Font"/>
     <w:uiPriority w:val="1"/>
+    <w:semiHidden/>
     <w:unhideWhenUsed/>
   </w:style>
   <w:style w:type="table" w:default="1" w:styleId="a1">
